--- a/semana_06/Daniel_Martinez_Semana06.docx
+++ b/semana_06/Daniel_Martinez_Semana06.docx
@@ -43,7 +43,7 @@
         <w:tblLook w:val="04A0" w:firstRow="1" w:lastRow="0" w:firstColumn="1" w:lastColumn="0" w:noHBand="0" w:noVBand="1"/>
       </w:tblPr>
       <w:tblGrid>
-        <w:gridCol w:w="10359"/>
+        <w:gridCol w:w="10224"/>
       </w:tblGrid>
       <w:tr>
         <w:trPr>
@@ -405,7 +405,7 @@
         <w:tblLook w:val="04A0" w:firstRow="1" w:lastRow="0" w:firstColumn="1" w:lastColumn="0" w:noHBand="0" w:noVBand="1"/>
       </w:tblPr>
       <w:tblGrid>
-        <w:gridCol w:w="10224"/>
+        <w:gridCol w:w="10204"/>
       </w:tblGrid>
       <w:tr>
         <w:trPr>
@@ -515,7 +515,7 @@
         <w:tblLook w:val="04A0" w:firstRow="1" w:lastRow="0" w:firstColumn="1" w:lastColumn="0" w:noHBand="0" w:noVBand="1"/>
       </w:tblPr>
       <w:tblGrid>
-        <w:gridCol w:w="10224"/>
+        <w:gridCol w:w="10198"/>
       </w:tblGrid>
       <w:tr>
         <w:trPr>
@@ -547,23 +547,7 @@
                   <w:sz w:val="24"/>
                   <w:szCs w:val="24"/>
                 </w:rPr>
-                <w:t>Programacion-20</w:t>
-              </w:r>
-              <w:r>
-                <w:rPr>
-                  <w:rStyle w:val="Hipervnculo"/>
-                  <w:sz w:val="24"/>
-                  <w:szCs w:val="24"/>
-                </w:rPr>
-                <w:t>2</w:t>
-              </w:r>
-              <w:r>
-                <w:rPr>
-                  <w:rStyle w:val="Hipervnculo"/>
-                  <w:sz w:val="24"/>
-                  <w:szCs w:val="24"/>
-                </w:rPr>
-                <w:t xml:space="preserve">6/semana_06 at main · </w:t>
+                <w:t xml:space="preserve">Programacion-2026/semana_06 at main · </w:t>
               </w:r>
               <w:proofErr w:type="spellStart"/>
               <w:r>
@@ -1540,6 +1524,7 @@
   <w:style w:type="character" w:default="1" w:styleId="Fuentedeprrafopredeter">
     <w:name w:val="Default Paragraph Font"/>
     <w:uiPriority w:val="1"/>
+    <w:semiHidden/>
     <w:unhideWhenUsed/>
   </w:style>
   <w:style w:type="table" w:default="1" w:styleId="Tablanormal">
